--- a/Resource/data_model_document.docx
+++ b/Resource/data_model_document.docx
@@ -16336,6 +16336,7 @@
     <w:rsid w:val="004630B5"/>
     <w:rsid w:val="00484439"/>
     <w:rsid w:val="005212F3"/>
+    <w:rsid w:val="00545EEB"/>
     <w:rsid w:val="005C420A"/>
     <w:rsid w:val="006921D6"/>
     <w:rsid w:val="00702B8C"/>
@@ -16356,6 +16357,7 @@
     <w:rsid w:val="00F137BC"/>
     <w:rsid w:val="00F83ECD"/>
     <w:rsid w:val="00F97A88"/>
+    <w:rsid w:val="00F97AC6"/>
   </w:rsids>
   <m:mathPr>
     <m:mathFont m:val="Cambria Math"/>
